--- a/downloads/u3/u3-notes.docx
+++ b/downloads/u3/u3-notes.docx
@@ -15,7 +15,7 @@
         <w:pStyle w:val="Subtitle"/>
       </w:pPr>
       <w:r>
-        <w:t xml:space="preserve">Unit 3 of the Generative AI and LLM crash course · session 001 · curriculum node U3</w:t>
+        <w:t xml:space="preserve">Unit 3 of the Generative AI and LLM crash course</w:t>
       </w:r>
     </w:p>
     <w:p>
@@ -15621,36 +15621,13 @@
           <w:b/>
           <w:bCs/>
         </w:rPr>
-        <w:t xml:space="preserve">Next node:</w:t>
-      </w:r>
-      <w:r>
-        <w:t xml:space="preserve"> </w:t>
-      </w:r>
-      <w:r>
-        <w:t xml:space="preserve">Unit 2 (Transformer architecture), which opens the black box</w:t>
-      </w:r>
-      <w:r>
-        <w:t xml:space="preserve"> </w:t>
-      </w:r>
-      <m:oMath>
-        <m:sSub>
-          <m:e>
-            <m:r>
-              <m:t>f</m:t>
-            </m:r>
-          </m:e>
-          <m:sub>
-            <m:r>
-              <m:t>θ</m:t>
-            </m:r>
-          </m:sub>
-        </m:sSub>
-      </m:oMath>
-      <w:r>
-        <w:t xml:space="preserve"> </w:t>
-      </w:r>
-      <w:r>
-        <w:t xml:space="preserve">used throughout this session; then Unit 4 (prompting) uses the decoding knobs from Section 3.4.2.</w:t>
+        <w:t xml:space="preserve">Next:</w:t>
+      </w:r>
+      <w:r>
+        <w:t xml:space="preserve"> </w:t>
+      </w:r>
+      <w:r>
+        <w:t xml:space="preserve">Unit 4 (prompt engineering and LLM applications), which uses the decoding settings of Section 3.4.2 and the context window of Section 3.2; Unit 5 then adds retrieval.</w:t>
       </w:r>
     </w:p>
     <w:p>

--- a/downloads/u3/u3-notes.docx
+++ b/downloads/u3/u3-notes.docx
@@ -381,11 +381,11 @@
         <w:tblLook w:firstRow="1" w:lastRow="0" w:firstColumn="0" w:lastColumn="0" w:noHBand="0" w:noVBand="0" w:val="0020"/>
       </w:tblPr>
       <w:tblGrid>
-        <w:gridCol w:w="754"/>
-        <w:gridCol w:w="1005"/>
-        <w:gridCol w:w="2262"/>
-        <w:gridCol w:w="2262"/>
-        <w:gridCol w:w="1634"/>
+        <w:gridCol w:w="1819"/>
+        <w:gridCol w:w="1177"/>
+        <w:gridCol w:w="2996"/>
+        <w:gridCol w:w="1070"/>
+        <w:gridCol w:w="856"/>
       </w:tblGrid>
       <w:tr>
         <w:trPr>
@@ -432,7 +432,7 @@
           <w:p>
             <w:pPr>
               <w:pStyle w:val="Compact"/>
-              <w:jc w:val="left"/>
+              <w:jc w:val="center"/>
             </w:pPr>
             <w:r>
               <w:t xml:space="preserve">Where it appears</w:t>
@@ -505,7 +505,7 @@
           <w:p>
             <w:pPr>
               <w:pStyle w:val="Compact"/>
-              <w:jc w:val="left"/>
+              <w:jc w:val="center"/>
             </w:pPr>
             <w:r>
               <w:t xml:space="preserve">everywhere</w:t>
@@ -577,7 +577,7 @@
           <w:p>
             <w:pPr>
               <w:pStyle w:val="Compact"/>
-              <w:jc w:val="left"/>
+              <w:jc w:val="center"/>
             </w:pPr>
             <w:r>
               <w:t xml:space="preserve">3.2</w:t>
@@ -701,7 +701,7 @@
           <w:p>
             <w:pPr>
               <w:pStyle w:val="Compact"/>
-              <w:jc w:val="left"/>
+              <w:jc w:val="center"/>
             </w:pPr>
             <w:r>
               <w:t xml:space="preserve">3.2</w:t>
@@ -792,7 +792,7 @@
           <w:p>
             <w:pPr>
               <w:pStyle w:val="Compact"/>
-              <w:jc w:val="left"/>
+              <w:jc w:val="center"/>
             </w:pPr>
             <w:r>
               <w:t xml:space="preserve">3.2</w:t>
@@ -889,7 +889,7 @@
           <w:p>
             <w:pPr>
               <w:pStyle w:val="Compact"/>
-              <w:jc w:val="left"/>
+              <w:jc w:val="center"/>
             </w:pPr>
             <w:r>
               <w:t xml:space="preserve">3.2</w:t>
@@ -947,7 +947,7 @@
           <w:p>
             <w:pPr>
               <w:pStyle w:val="Compact"/>
-              <w:jc w:val="left"/>
+              <w:jc w:val="center"/>
             </w:pPr>
             <w:r>
               <w:t xml:space="preserve">3.3</w:t>
@@ -1011,7 +1011,7 @@
           <w:p>
             <w:pPr>
               <w:pStyle w:val="Compact"/>
-              <w:jc w:val="left"/>
+              <w:jc w:val="center"/>
             </w:pPr>
             <w:r>
               <w:t xml:space="preserve">3.3.2</w:t>
@@ -1075,7 +1075,7 @@
           <w:p>
             <w:pPr>
               <w:pStyle w:val="Compact"/>
-              <w:jc w:val="left"/>
+              <w:jc w:val="center"/>
             </w:pPr>
             <w:r>
               <w:t xml:space="preserve">3.4.1</w:t>
@@ -1148,7 +1148,7 @@
           <w:p>
             <w:pPr>
               <w:pStyle w:val="Compact"/>
-              <w:jc w:val="left"/>
+              <w:jc w:val="center"/>
             </w:pPr>
             <w:r>
               <w:t xml:space="preserve">3.4.1</w:t>
@@ -1212,7 +1212,7 @@
           <w:p>
             <w:pPr>
               <w:pStyle w:val="Compact"/>
-              <w:jc w:val="left"/>
+              <w:jc w:val="center"/>
             </w:pPr>
             <w:r>
               <w:t xml:space="preserve">3.4.1</w:t>
@@ -1284,7 +1284,7 @@
           <w:p>
             <w:pPr>
               <w:pStyle w:val="Compact"/>
-              <w:jc w:val="left"/>
+              <w:jc w:val="center"/>
             </w:pPr>
             <w:r>
               <w:t xml:space="preserve">3.4.2</w:t>
@@ -1404,7 +1404,7 @@
           <w:p>
             <w:pPr>
               <w:pStyle w:val="Compact"/>
-              <w:jc w:val="left"/>
+              <w:jc w:val="center"/>
             </w:pPr>
             <w:r>
               <w:t xml:space="preserve">3.4.2</w:t>
@@ -1514,7 +1514,7 @@
           <w:p>
             <w:pPr>
               <w:pStyle w:val="Compact"/>
-              <w:jc w:val="left"/>
+              <w:jc w:val="center"/>
             </w:pPr>
             <w:r>
               <w:t xml:space="preserve">3.4.3</w:t>
@@ -1590,7 +1590,7 @@
           <w:p>
             <w:pPr>
               <w:pStyle w:val="Compact"/>
-              <w:jc w:val="left"/>
+              <w:jc w:val="center"/>
             </w:pPr>
             <w:r>
               <w:t xml:space="preserve">3.2</w:t>
@@ -11131,7 +11131,7 @@
         <w:t xml:space="preserve"> </w:t>
       </w:r>
       <w:r>
-        <w:t xml:space="preserve">after 320 merges on this course’s syllabus). How many tokens is a 6{,}942-character page? Answer:</w:t>
+        <w:t xml:space="preserve">after 320 merges on this course’s syllabus). How many tokens is a 6,942-character page? Answer:</w:t>
       </w:r>
       <w:r>
         <w:t xml:space="preserve"> </w:t>
@@ -11201,7 +11201,7 @@
         </m:r>
       </m:oMath>
       <w:r>
-        <w:t xml:space="preserve">). A 4{,}096-token context window therefore holds about two such pages.</w:t>
+        <w:t xml:space="preserve">). A 4,096-token context window therefore holds about two such pages.</w:t>
       </w:r>
     </w:p>
     <w:p>
@@ -14451,7 +14451,7 @@
               <w:jc w:val="left"/>
             </w:pPr>
             <w:r>
-              <w:t xml:space="preserve">two dimensions cannot show the geometry of 4{,}096</w:t>
+              <w:t xml:space="preserve">two dimensions cannot show the geometry of 4,096</w:t>
             </w:r>
           </w:p>
         </w:tc>
